--- a/Labs/Lab 06/Deliverables/MuhammadMujtaba(540040)_Lab06.docx
+++ b/Labs/Lab 06/Deliverables/MuhammadMujtaba(540040)_Lab06.docx
@@ -304,30 +304,44 @@
         </w:rPr>
         <w:t xml:space="preserve">See </w:t>
       </w:r>
+      <w:hyperlink r:id="rId8" w:history="1">
+        <w:r>
+          <w:rPr>
+            <w:rStyle w:val="Hyperlink"/>
+            <w:lang w:eastAsia="en-US"/>
+          </w:rPr>
+          <w:t>avl_tree</w:t>
+        </w:r>
+        <w:r>
+          <w:rPr>
+            <w:rStyle w:val="Hyperlink"/>
+            <w:lang w:eastAsia="en-US"/>
+          </w:rPr>
+          <w:t>.hpp</w:t>
+        </w:r>
+      </w:hyperlink>
       <w:r>
         <w:rPr>
           <w:lang w:eastAsia="en-US"/>
         </w:rPr>
-        <w:t>avl_tree</w:t>
+        <w:t xml:space="preserve"> and </w:t>
       </w:r>
-      <w:r>
-        <w:rPr>
-          <w:lang w:eastAsia="en-US"/>
-        </w:rPr>
-        <w:t xml:space="preserve">.hpp and </w:t>
-      </w:r>
-      <w:r>
-        <w:rPr>
-          <w:lang w:eastAsia="en-US"/>
-        </w:rPr>
-        <w:t>avl_</w:t>
-      </w:r>
-      <w:r>
-        <w:rPr>
-          <w:lang w:eastAsia="en-US"/>
-        </w:rPr>
-        <w:t>tree.cpp</w:t>
-      </w:r>
+      <w:hyperlink r:id="rId9" w:history="1">
+        <w:r>
+          <w:rPr>
+            <w:rStyle w:val="Hyperlink"/>
+            <w:lang w:eastAsia="en-US"/>
+          </w:rPr>
+          <w:t>avl_</w:t>
+        </w:r>
+        <w:r>
+          <w:rPr>
+            <w:rStyle w:val="Hyperlink"/>
+            <w:lang w:eastAsia="en-US"/>
+          </w:rPr>
+          <w:t>tree.cpp</w:t>
+        </w:r>
+      </w:hyperlink>
     </w:p>
     <w:p>
       <w:pPr>
@@ -349,7 +363,7 @@
         </w:rPr>
         <w:t xml:space="preserve"> </w:t>
       </w:r>
-      <w:hyperlink r:id="rId8" w:history="1">
+      <w:hyperlink r:id="rId10" w:history="1">
         <w:r>
           <w:rPr>
             <w:rStyle w:val="Hyperlink"/>
@@ -399,13 +413,29 @@
         <w:rPr>
           <w:lang w:eastAsia="en-US"/>
         </w:rPr>
-        <w:t xml:space="preserve"> https://github.com/mmujtaba25/CS-250/releases/tag/lab-0</w:t>
+        <w:t xml:space="preserve"> </w:t>
       </w:r>
+      <w:hyperlink r:id="rId11" w:history="1">
+        <w:r>
+          <w:rPr>
+            <w:rStyle w:val="Hyperlink"/>
+            <w:lang w:eastAsia="en-US"/>
+          </w:rPr>
+          <w:t>https://github.com/mmujtaba25/CS-250/releases/tag/lab-0</w:t>
+        </w:r>
+        <w:r>
+          <w:rPr>
+            <w:rStyle w:val="Hyperlink"/>
+            <w:lang w:eastAsia="en-US"/>
+          </w:rPr>
+          <w:t>6</w:t>
+        </w:r>
+      </w:hyperlink>
       <w:r>
         <w:rPr>
           <w:lang w:eastAsia="en-US"/>
         </w:rPr>
-        <w:t>6</w:t>
+        <w:t xml:space="preserve"> </w:t>
       </w:r>
     </w:p>
     <w:p>
@@ -426,25 +456,59 @@
         <w:rPr>
           <w:lang w:eastAsia="en-US"/>
         </w:rPr>
-        <w:t>See avl_tree.hpp</w:t>
+        <w:t xml:space="preserve">See </w:t>
       </w:r>
+      <w:hyperlink r:id="rId12" w:history="1">
+        <w:r>
+          <w:rPr>
+            <w:rStyle w:val="Hyperlink"/>
+            <w:lang w:eastAsia="en-US"/>
+          </w:rPr>
+          <w:t>avl_tree.hpp</w:t>
+        </w:r>
+      </w:hyperlink>
       <w:r>
         <w:rPr>
           <w:lang w:eastAsia="en-US"/>
         </w:rPr>
         <w:t xml:space="preserve">, </w:t>
       </w:r>
+      <w:hyperlink r:id="rId13" w:history="1">
+        <w:r>
+          <w:rPr>
+            <w:rStyle w:val="Hyperlink"/>
+            <w:lang w:eastAsia="en-US"/>
+          </w:rPr>
+          <w:t>avl_tree.cpp</w:t>
+        </w:r>
+      </w:hyperlink>
       <w:r>
         <w:rPr>
           <w:lang w:eastAsia="en-US"/>
         </w:rPr>
-        <w:t>avl_tree.cpp</w:t>
+        <w:t xml:space="preserve"> and </w:t>
       </w:r>
+      <w:hyperlink r:id="rId14" w:history="1">
+        <w:r>
+          <w:rPr>
+            <w:rStyle w:val="Hyperlink"/>
+            <w:lang w:eastAsia="en-US"/>
+          </w:rPr>
+          <w:t>task1</w:t>
+        </w:r>
+        <w:r>
+          <w:rPr>
+            <w:rStyle w:val="Hyperlink"/>
+            <w:lang w:eastAsia="en-US"/>
+          </w:rPr>
+          <w:t>.cpp</w:t>
+        </w:r>
+      </w:hyperlink>
       <w:r>
         <w:rPr>
           <w:lang w:eastAsia="en-US"/>
         </w:rPr>
-        <w:t xml:space="preserve"> and main.cpp.</w:t>
+        <w:t>.</w:t>
       </w:r>
     </w:p>
     <w:p>
@@ -473,7 +537,7 @@
                     <pic:cNvPicPr/>
                   </pic:nvPicPr>
                   <pic:blipFill>
-                    <a:blip r:embed="rId9"/>
+                    <a:blip r:embed="rId15"/>
                     <a:stretch>
                       <a:fillRect/>
                     </a:stretch>
@@ -533,17 +597,27 @@
         </w:rPr>
         <w:t xml:space="preserve"> (</w:t>
       </w:r>
+      <w:hyperlink r:id="rId16" w:history="1">
+        <w:r>
+          <w:rPr>
+            <w:rStyle w:val="Hyperlink"/>
+            <w:lang w:eastAsia="en-US"/>
+          </w:rPr>
+          <w:t>task1</w:t>
+        </w:r>
+        <w:r>
+          <w:rPr>
+            <w:rStyle w:val="Hyperlink"/>
+            <w:lang w:eastAsia="en-US"/>
+          </w:rPr>
+          <w:t>.cpp</w:t>
+        </w:r>
+      </w:hyperlink>
       <w:r>
         <w:rPr>
           <w:lang w:eastAsia="en-US"/>
         </w:rPr>
-        <w:t>task1</w:t>
-      </w:r>
-      <w:r>
-        <w:rPr>
-          <w:lang w:eastAsia="en-US"/>
-        </w:rPr>
-        <w:t>.cpp):</w:t>
+        <w:t>):</w:t>
       </w:r>
     </w:p>
     <w:p>
@@ -10017,7 +10091,7 @@
                     <pic:cNvPicPr/>
                   </pic:nvPicPr>
                   <pic:blipFill>
-                    <a:blip r:embed="rId10"/>
+                    <a:blip r:embed="rId17"/>
                     <a:stretch>
                       <a:fillRect/>
                     </a:stretch>
@@ -10054,19 +10128,59 @@
         <w:rPr>
           <w:lang w:eastAsia="en-US"/>
         </w:rPr>
-        <w:t xml:space="preserve">See avl_tree.hpp, avl_tree.cpp and </w:t>
+        <w:t xml:space="preserve">See </w:t>
       </w:r>
+      <w:hyperlink r:id="rId18" w:history="1">
+        <w:r>
+          <w:rPr>
+            <w:rStyle w:val="Hyperlink"/>
+            <w:lang w:eastAsia="en-US"/>
+          </w:rPr>
+          <w:t>avl_tree.hpp</w:t>
+        </w:r>
+      </w:hyperlink>
       <w:r>
         <w:rPr>
           <w:lang w:eastAsia="en-US"/>
         </w:rPr>
-        <w:t>task2</w:t>
+        <w:t xml:space="preserve">, </w:t>
       </w:r>
+      <w:hyperlink r:id="rId19" w:history="1">
+        <w:r>
+          <w:rPr>
+            <w:rStyle w:val="Hyperlink"/>
+            <w:lang w:eastAsia="en-US"/>
+          </w:rPr>
+          <w:t>avl_tree.cpp</w:t>
+        </w:r>
+      </w:hyperlink>
       <w:r>
         <w:rPr>
           <w:lang w:eastAsia="en-US"/>
         </w:rPr>
-        <w:t>.cpp.</w:t>
+        <w:t xml:space="preserve"> and </w:t>
+      </w:r>
+      <w:hyperlink r:id="rId20" w:history="1">
+        <w:r>
+          <w:rPr>
+            <w:rStyle w:val="Hyperlink"/>
+            <w:lang w:eastAsia="en-US"/>
+          </w:rPr>
+          <w:t>task2</w:t>
+        </w:r>
+        <w:r>
+          <w:rPr>
+            <w:rStyle w:val="Hyperlink"/>
+            <w:lang w:eastAsia="en-US"/>
+          </w:rPr>
+          <w:t>.cpp</w:t>
+        </w:r>
+      </w:hyperlink>
+      <w:r>
+        <w:rPr>
+          <w:lang w:eastAsia="en-US"/>
+        </w:rPr>
+        <w:t>.</w:t>
       </w:r>
     </w:p>
     <w:p>
@@ -10095,7 +10209,7 @@
                     <pic:cNvPicPr/>
                   </pic:nvPicPr>
                   <pic:blipFill>
-                    <a:blip r:embed="rId11"/>
+                    <a:blip r:embed="rId21"/>
                     <a:stretch>
                       <a:fillRect/>
                     </a:stretch>
@@ -10168,17 +10282,27 @@
         </w:rPr>
         <w:t xml:space="preserve"> (</w:t>
       </w:r>
+      <w:hyperlink r:id="rId22" w:history="1">
+        <w:r>
+          <w:rPr>
+            <w:rStyle w:val="Hyperlink"/>
+            <w:lang w:eastAsia="en-US"/>
+          </w:rPr>
+          <w:t>task2</w:t>
+        </w:r>
+        <w:r>
+          <w:rPr>
+            <w:rStyle w:val="Hyperlink"/>
+            <w:lang w:eastAsia="en-US"/>
+          </w:rPr>
+          <w:t>.cpp</w:t>
+        </w:r>
+      </w:hyperlink>
       <w:r>
         <w:rPr>
           <w:lang w:eastAsia="en-US"/>
         </w:rPr>
-        <w:t>task2</w:t>
-      </w:r>
-      <w:r>
-        <w:rPr>
-          <w:lang w:eastAsia="en-US"/>
-        </w:rPr>
-        <w:t>.cpp):</w:t>
+        <w:t>):</w:t>
       </w:r>
     </w:p>
     <w:p>
@@ -24820,8 +24944,8 @@
       </w:pPr>
     </w:p>
     <w:sectPr>
-      <w:footerReference w:type="even" r:id="rId12"/>
-      <w:footerReference w:type="default" r:id="rId13"/>
+      <w:footerReference w:type="even" r:id="rId23"/>
+      <w:footerReference w:type="default" r:id="rId24"/>
       <w:pgSz w:w="12240" w:h="15840"/>
       <w:pgMar w:top="1440" w:right="1440" w:bottom="1440" w:left="1440" w:header="720" w:footer="720" w:gutter="0"/>
       <w:cols w:space="720"/>
